--- a/vbhc-vn/templates/08-cong-van-noi-bo-phong.docx
+++ b/vbhc-vn/templates/08-cong-van-noi-bo-phong.docx
@@ -294,6 +294,7 @@
               <w:rPr>
                 <w:rFonts w:eastAsia="SimSun"/>
                 <w:i/>
+                <w:sz w:val="26"/>
               </w:rPr>
               <w:t xml:space="preserve"/>
             </w:r>
